--- a/public/downloads/launch-kit/Creative-and-Production-Briefs.docx
+++ b/public/downloads/launch-kit/Creative-and-Production-Briefs.docx
@@ -20,7 +20,7 @@
     </w:p>
     <w:p>
       <w:r>
-        <w:t>Give collaborators a clear product story, source assets and acceptance criteria. These briefs are editable working requests. Replace bracketed fields, delete inapplicable items, and agree dates and scope before work starts.</w:t>
+        <w:t>Part of the Tabletop Campaign Launch Kit for Kickstarter or Gamefound projects. Give collaborators a clear product story, source assets and acceptance criteria. Replace bracketed fields and agree the actual platform, formats, dates and scope.</w:t>
       </w:r>
     </w:p>
     <w:p>
@@ -3327,7 +3327,7 @@
       <w:rPr>
         <w:sz w:val="16"/>
       </w:rPr>
-      <w:t xml:space="preserve">Guildframe  </w:t>
+      <w:t xml:space="preserve">Guildframe  |  Tabletop Campaign Launch Kit  |  </w:t>
     </w:r>
     <w:fldSimple w:instr="PAGE"/>
   </w:p>
